--- a/lr2_markova/_output/lr2.docx
+++ b/lr2_markova/_output/lr2.docx
@@ -58,7 +58,7 @@
         <w:pStyle w:val="Heading1"/>
       </w:pPr>
       <w:r>
-        <w:t xml:space="preserve">1. Задание 1</w:t>
+        <w:t xml:space="preserve">Задание 1</w:t>
       </w:r>
     </w:p>
     <w:bookmarkStart w:id="20" w:name="X1592a01fddf286aa279ef7e013bf354a6d98796"/>
@@ -67,7 +67,7 @@
         <w:pStyle w:val="Heading2"/>
       </w:pPr>
       <w:r>
-        <w:t xml:space="preserve">1.1 1. Алгоритм расчета вероятностных характеристик модели</w:t>
+        <w:t xml:space="preserve">1. Алгоритм расчета вероятностных характеристик модели</w:t>
       </w:r>
     </w:p>
     <w:p>
@@ -1472,7 +1472,7 @@
         <w:pStyle w:val="Heading1"/>
       </w:pPr>
       <w:r>
-        <w:t xml:space="preserve">2. Задание 2</w:t>
+        <w:t xml:space="preserve">Задание 2</w:t>
       </w:r>
     </w:p>
     <w:p>
@@ -2544,7 +2544,7 @@
         <w:pStyle w:val="Heading1"/>
       </w:pPr>
       <w:r>
-        <w:t xml:space="preserve">3. Задание 3</w:t>
+        <w:t xml:space="preserve">Задание 3</w:t>
       </w:r>
     </w:p>
     <w:p>
@@ -3007,7 +3007,7 @@
         <w:pStyle w:val="Heading1"/>
       </w:pPr>
       <w:r>
-        <w:t xml:space="preserve">4. Задание 4</w:t>
+        <w:t xml:space="preserve">Задание 4</w:t>
       </w:r>
     </w:p>
     <w:p>
@@ -3353,7 +3353,7 @@
         <w:pStyle w:val="Heading1"/>
       </w:pPr>
       <w:r>
-        <w:t xml:space="preserve">5. Вывод</w:t>
+        <w:t xml:space="preserve">Вывод</w:t>
       </w:r>
     </w:p>
     <w:p>
